--- a/automation/outputs/chatgpt_pipeline/assignment_1/essays/docs/gemini_grade_essay.docx
+++ b/automation/outputs/chatgpt_pipeline/assignment_1/essays/docs/gemini_grade_essay.docx
@@ -4,81 +4,89 @@
   <w:body>
     <w:p>
       <w:r>
-        <w:t>Based on the text provided, I have graded the essay using the rubric you supplied.</w:t>
+        <w:t>Based on the text provided and the specific criteria of the AAC&amp;U Critical Thinking Value Rubric, here is an evaluation of the essay.</w:t>
         <w:br/>
-        <w:t>Important Note: This rubric is designed to evaluate Critical Thinking (specifically the AAC&amp;U VALUE Rubric). It is intended for substantial arguments, research papers, or deep analyses. Because the submission is only two sentences long (plus references), it is structurally impossible for it to score highly on a rubric that demands "comprehensive exploration," "questioning of experts," and "analysis of assumptions."</w:t>
+        <w:t>Overall Impression</w:t>
         <w:br/>
-        <w:t>While the psychological application in the text is factually correct, it is not a demonstration of critical thinking as defined by this specific rubric.</w:t>
+        <w:t>The submission is technically accurate in its application of psychological definitions to a scenario. However, because it is extremely brief (only three sentences), it fails to demonstrate the depth of critical thinking required for higher scores on this specific rubric. This rubric rewards comprehensive exploration, questioning of experts, and analysis of assumptions—none of which can be fully achieved in a single paragraph.</w:t>
         <w:br/>
-        <w:t>Summary Score</w:t>
+        <w:t>Grade Summary:</w:t>
+        <w:br/>
+        <w:t>*   Explanation of issues: Milestone (2)</w:t>
+        <w:br/>
+        <w:t>*   Evidence: Benchmark (1)</w:t>
+        <w:br/>
+        <w:t>*   Influence of context and assumptions: Benchmark (1)</w:t>
+        <w:br/>
+        <w:t>*   Student's position: Benchmark (1)</w:t>
+        <w:br/>
+        <w:t>*   Conclusions and related outcomes: Benchmark (1)</w:t>
         <w:br/>
         <w:br/>
-        <w:t>Explanation of issues: Milestone (2)</w:t>
+        <w:t>Detailed Grading &amp; Feedback</w:t>
         <w:br/>
-        <w:t>Evidence: Benchmark (1)</w:t>
+        <w:t>1. Explanation of issues</w:t>
         <w:br/>
-        <w:t>Influence of context and assumptions: Benchmark (1)</w:t>
         <w:br/>
-        <w:t>Student's position: Benchmark (1)</w:t>
+        <w:t>Score: Milestone (2)</w:t>
         <w:br/>
-        <w:t>Conclusions and related outcomes: Benchmark (1)</w:t>
+        <w:t>Reasoning: The issue (applying learning theories to cat feeding) is stated. You identify the specific terms (neutral stimulus, unconditioned stimulus, etc.). However, the description is brief and leaves boundaries undetermined. It does not provide a "comprehensive" description of the problem necessary for a Capstone score.</w:t>
+        <w:br/>
+        <w:t>How to improve: Expand on the scenario. Explain why this scenario is a valid example of these theories. Define the terms more explicitly before applying them.</w:t>
+        <w:br/>
+        <w:br/>
+        <w:t>2. Evidence (Selecting and using information)</w:t>
+        <w:br/>
+        <w:br/>
+        <w:t>Score: Benchmark (1)</w:t>
+        <w:br/>
+        <w:t>Reasoning: You have listed five impressive references, but you have not actually used them in the text. The text presents information as established fact without interpretation or evaluation. There is no analysis of the sources, nor is there any questioning of the experts' viewpoints.</w:t>
+        <w:br/>
+        <w:t>How to improve: Use in-text citations (e.g., "According to Domjan (2015)..."). More importantly, compare the sources. Does Bandura’s theory of social learning perfectly fit a cat's behavior, or is that a stretch? Questioning the applicability of human-centric theories to animal behavior would raise this score.</w:t>
+        <w:br/>
+        <w:br/>
+        <w:t>3. Influence of context and assumptions</w:t>
+        <w:br/>
+        <w:br/>
+        <w:t>Score: Benchmark (1)</w:t>
+        <w:br/>
+        <w:t>Reasoning: The text shows an emerging awareness of context (mentioning the social aspect of the cats observing one another). However, it does not identify or analyze assumptions. For example, it assumes the cats are meowing because of operant conditioning, rather than instinct or distress.</w:t>
+        <w:br/>
+        <w:t>How to improve: Analyze the assumptions. Are we assuming the professor is training the cats, or are the cats training the professor? (You hinted at this with "amplifying behaviors in... professor," which is good!). explicitly stating, "We assume the cat's behavior is learned rather than instinctual," would improve this score.</w:t>
+        <w:br/>
+        <w:br/>
+        <w:t>4. Student's position (perspective, thesis/hypothesis)</w:t>
+        <w:br/>
+        <w:br/>
+        <w:t>Score: Benchmark (1)</w:t>
+        <w:br/>
+        <w:t>Reasoning: The position is stated, but it is "simplistic and obvious." The essay functions as a matching exercise (Concept A matches Scenario B). It does not acknowledge the complexities or limitations of the issue.</w:t>
+        <w:br/>
+        <w:t>How to improve: Acknowledge complexity. Is it possible that Classical and Operant conditioning are happening simultaneously and conflicting with one another? A higher-scoring position would synthesize these viewpoints rather than just listing them.</w:t>
+        <w:br/>
+        <w:br/>
+        <w:t>5. Conclusions and related outcomes</w:t>
+        <w:br/>
+        <w:br/>
+        <w:t>Score: Benchmark (1)</w:t>
+        <w:br/>
+        <w:t>Reasoning: The conclusion (that behaviors are amplified) is tied to the information, but the outcomes are oversimplified.</w:t>
+        <w:br/>
+        <w:t>How to improve: Discuss the implications. If this behavior is reinforced, what will happen in the future? Will the Professor eventually stop feeding them if they get too loud? Discussing the logical consequences of these learning theories gives the conclusion more weight.</w:t>
         <w:br/>
         <w:br/>
         <w:br/>
-        <w:t>Detailed Grading &amp; Justification</w:t>
+        <w:t>Summary Feedback for Revision</w:t>
         <w:br/>
-        <w:t>1. Explanation of issues</w:t>
-        <w:br/>
-        <w:t>Score: Milestone (2)</w:t>
-        <w:br/>
-        <w:t>*   Rubric Criteria: Issue/problem to be considered critically is stated but description leaves some terms undefined, ambiguities unexplored, boundaries undetermined, and/or backgrounds unknown.</w:t>
-        <w:br/>
-        <w:t>*   Justification: The essay correctly identifies the issue (explaining the cats' behavior). However, the definitions are extremely brief. The boundaries between the theories are stated but not explored in depth (e.g., how the classical and operant conditioning overlap or interact). The background of the problem is unknown beyond the single sentence scenario.</w:t>
-        <w:br/>
-        <w:t>2. Evidence (Selecting and using information)</w:t>
-        <w:br/>
-        <w:t>Score: Benchmark (1)</w:t>
-        <w:br/>
-        <w:t>*   Rubric Criteria: Information is taken from source(s) without any interpretation/evaluation. Viewpoints of experts are taken as fact, without question.</w:t>
-        <w:br/>
-        <w:t>*   Justification: While five reputable sources are listed in the references, the text itself does not analyze them. The student treats the theories of Skinner, Pavlov, and Bandura as established facts to be applied, rather than viewpoints to be questioned or interpreted. There is no evaluation of the sources (e.g., "While Skinner argues X, recent studies suggest...").</w:t>
-        <w:br/>
-        <w:t>3. Influence of context and assumptions</w:t>
-        <w:br/>
-        <w:t>Score: Benchmark (1)</w:t>
-        <w:br/>
-        <w:t>*   Rubric Criteria: Shows an emerging awareness of present assumptions. Begins to identify some contexts when presenting a position.</w:t>
-        <w:br/>
-        <w:t>*   Justification: The text identifies a context (Professor Catlove’s feeding routine). However, it does not identify any assumptions (either the student's own assumptions or the assumptions of the psychological theories). It does not analyze how the context changes the outcome (e.g., distinguishing between domestic feeding vs. wild foraging).</w:t>
-        <w:br/>
-        <w:t>4. Student's position (perspective, thesis/hypothesis)</w:t>
-        <w:br/>
-        <w:t>Score: Benchmark (1)</w:t>
-        <w:br/>
-        <w:t>*   Rubric Criteria: Specific position is stated, but is simplistic and obvious.</w:t>
-        <w:br/>
-        <w:t>*   Justification: The position taken is that "these three theories explain the behavior." This is a standard, textbook application. It is "obvious" in the field of psychology. It does not display imagination or acknowledge the complexities/limitations of these theories (e.g., acknowledging that not all behavior can be explained by conditioning).</w:t>
-        <w:br/>
-        <w:t>5. Conclusions and related outcomes</w:t>
-        <w:br/>
-        <w:t>Score: Benchmark (1)</w:t>
-        <w:br/>
-        <w:t>*   Rubric Criteria: Conclusion is inconsistently tied to some of the information discussed; related outcomes are oversimplified.</w:t>
-        <w:br/>
-        <w:t>*   Justification: The essay lacks a formal conclusion. It ends with a hypothesis about social learning but does not draw a broader conclusion about the nature of animal learning or the implications for the owner. The outcomes are oversimplified (input = stimulus, output = behavior) without discussing consequences.</w:t>
+        <w:t>To score a 3 or 4 on this rubric, you must move beyond defining concepts and start analyzing them.</w:t>
         <w:br/>
         <w:br/>
-        <w:t>Constructive Feedback</w:t>
+        <w:t>Length: You cannot demonstrate "comprehensive exploration" in three sentences. This needs to be a full essay to meet the criteria.</w:t>
         <w:br/>
-        <w:t>To score higher on this specific rubric, the essay would need to be significantly expanded to include:</w:t>
+        <w:t>Integrate Sources: Don't just list books at the end. Quote them and discuss their arguments within your paragraphs.</w:t>
         <w:br/>
-        <w:t>1.  Nuance: Discuss where one theory fails and another succeeds. (e.g., "Classical conditioning explains the salivation, but cannot account for the voluntary scratching behavior, which requires an operant framework.")</w:t>
+        <w:t>Question Validity: Don't just say "This is operant conditioning." Ask, "Is this effectively operant conditioning, or is it merely habituation?" Critical thinking requires questioning the facts, not just memorizing them.</w:t>
         <w:br/>
-        <w:t>2.  Critique: Question the sources. (e.g., "While Skinner (1938) views this as strict reinforcement, modern ethologists might argue that the cats' social hierarchy plays a larger role than simple food rewards.")</w:t>
-        <w:br/>
-        <w:t>3.  Context: Discuss how the specific environment changes the result.</w:t>
-        <w:br/>
-        <w:t>4.  Implications: What does this mean for Professor Catlove? Should he change his routine?</w:t>
       </w:r>
     </w:p>
     <w:sectPr>

--- a/automation/outputs/chatgpt_pipeline/assignment_1/essays/docs/gemini_grade_essay.docx
+++ b/automation/outputs/chatgpt_pipeline/assignment_1/essays/docs/gemini_grade_essay.docx
@@ -4,89 +4,64 @@
   <w:body>
     <w:p>
       <w:r>
-        <w:t>Based on the text provided and the specific criteria of the AAC&amp;U Critical Thinking Value Rubric, here is an evaluation of the essay.</w:t>
+        <w:t>Based on the text provided and the specific rubric criteria, here is the grading of the submission.</w:t>
         <w:br/>
-        <w:t>Overall Impression</w:t>
+        <w:t>Overview:</w:t>
         <w:br/>
-        <w:t>The submission is technically accurate in its application of psychological definitions to a scenario. However, because it is extremely brief (only three sentences), it fails to demonstrate the depth of critical thinking required for higher scores on this specific rubric. This rubric rewards comprehensive exploration, questioning of experts, and analysis of assumptions—none of which can be fully achieved in a single paragraph.</w:t>
+        <w:t>The submission provided is a brief paragraph (approx. 50 words) rather than a full essay. While it correctly identifies psychological concepts, it functions more as a descriptive definition than a critical analysis. As a result, it scores at the Benchmark (1) level across almost all categories because the brevity prevents the depth, analysis, and evaluation required for higher scores.</w:t>
         <w:br/>
-        <w:t>Grade Summary:</w:t>
+        <w:t>Here is the breakdown by category:</w:t>
         <w:br/>
-        <w:t>*   Explanation of issues: Milestone (2)</w:t>
-        <w:br/>
-        <w:t>*   Evidence: Benchmark (1)</w:t>
-        <w:br/>
-        <w:t>*   Influence of context and assumptions: Benchmark (1)</w:t>
-        <w:br/>
-        <w:t>*   Student's position: Benchmark (1)</w:t>
-        <w:br/>
-        <w:t>*   Conclusions and related outcomes: Benchmark (1)</w:t>
-        <w:br/>
-        <w:br/>
-        <w:t>Detailed Grading &amp; Feedback</w:t>
-        <w:br/>
-        <w:t>1. Explanation of issues</w:t>
-        <w:br/>
-        <w:br/>
-        <w:t>Score: Milestone (2)</w:t>
-        <w:br/>
-        <w:t>Reasoning: The issue (applying learning theories to cat feeding) is stated. You identify the specific terms (neutral stimulus, unconditioned stimulus, etc.). However, the description is brief and leaves boundaries undetermined. It does not provide a "comprehensive" description of the problem necessary for a Capstone score.</w:t>
-        <w:br/>
-        <w:t>How to improve: Expand on the scenario. Explain why this scenario is a valid example of these theories. Define the terms more explicitly before applying them.</w:t>
-        <w:br/>
-        <w:br/>
-        <w:t>2. Evidence (Selecting and using information)</w:t>
-        <w:br/>
+        <w:t>1. Explanation of Issues</w:t>
         <w:br/>
         <w:t>Score: Benchmark (1)</w:t>
         <w:br/>
-        <w:t>Reasoning: You have listed five impressive references, but you have not actually used them in the text. The text presents information as established fact without interpretation or evaluation. There is no analysis of the sources, nor is there any questioning of the experts' viewpoints.</w:t>
+        <w:t>*   Rubric Definition: Issue/problem to be considered critically is stated without clarification or description.</w:t>
         <w:br/>
-        <w:t>How to improve: Use in-text citations (e.g., "According to Domjan (2015)..."). More importantly, compare the sources. Does Bandura’s theory of social learning perfectly fit a cat's behavior, or is that a stretch? Questioning the applicability of human-centric theories to animal behavior would raise this score.</w:t>
+        <w:t>*   Reasoning: The text states the issue (cats learning via conditioning), but it provides only a surface-level description. It defines the terms by pointing to behaviors (sound = food), but it does not explore the boundaries of the issue, the background of the theories, or definitions of key terms (like "unconditioned stimulus" or "positive reinforcement") necessary for full clarification.</w:t>
         <w:br/>
-        <w:br/>
-        <w:t>3. Influence of context and assumptions</w:t>
-        <w:br/>
+        <w:t>2. Evidence</w:t>
         <w:br/>
         <w:t>Score: Benchmark (1)</w:t>
         <w:br/>
-        <w:t>Reasoning: The text shows an emerging awareness of context (mentioning the social aspect of the cats observing one another). However, it does not identify or analyze assumptions. For example, it assumes the cats are meowing because of operant conditioning, rather than instinct or distress.</w:t>
+        <w:t>*   Rubric Definition: Information is taken from source(s) without any interpretation/evaluation. Viewpoints of experts are taken as fact, without question.</w:t>
         <w:br/>
-        <w:t>How to improve: Analyze the assumptions. Are we assuming the professor is training the cats, or are the cats training the professor? (You hinted at this with "amplifying behaviors in... professor," which is good!). explicitly stating, "We assume the cat's behavior is learned rather than instinctual," would improve this score.</w:t>
+        <w:t>*   Reasoning: While five impressive citations are listed at the bottom, the text itself does not utilize them to investigate a point of view. There is no analysis of the sources, no comparison of Skinner’s views vs. Bandura’s, and no interpretation of the data. The theories are stated as absolute facts rather than evidence-based conclusions.</w:t>
         <w:br/>
-        <w:br/>
-        <w:t>4. Student's position (perspective, thesis/hypothesis)</w:t>
-        <w:br/>
+        <w:t>3. Influence of Context and Assumptions</w:t>
         <w:br/>
         <w:t>Score: Benchmark (1)</w:t>
         <w:br/>
-        <w:t>Reasoning: The position is stated, but it is "simplistic and obvious." The essay functions as a matching exercise (Concept A matches Scenario B). It does not acknowledge the complexities or limitations of the issue.</w:t>
+        <w:t>*   Rubric Definition: Shows an emerging awareness of present assumptions (sometimes labels assertions as assumptions). Begins to identify some contexts when presenting a position.</w:t>
         <w:br/>
-        <w:t>How to improve: Acknowledge complexity. Is it possible that Classical and Operant conditioning are happening simultaneously and conflicting with one another? A higher-scoring position would synthesize these viewpoints rather than just listing them.</w:t>
+        <w:t>*   Reasoning: The text identifies a specific context (Professor Catlove’s morning routine). However, it does not analyze assumptions. For example, it assumes the cats are purring to elicit feeding (Operant) rather than purring being an instinctive response to food anticipation (Classical). A higher score would require analyzing whether these interpretations are assumptions or proven facts.</w:t>
         <w:br/>
-        <w:br/>
-        <w:t>5. Conclusions and related outcomes</w:t>
-        <w:br/>
+        <w:t>4. Student's Position</w:t>
         <w:br/>
         <w:t>Score: Benchmark (1)</w:t>
         <w:br/>
-        <w:t>Reasoning: The conclusion (that behaviors are amplified) is tied to the information, but the outcomes are oversimplified.</w:t>
+        <w:t>*   Rubric Definition: Specific position is stated, but is simplistic and obvious.</w:t>
         <w:br/>
-        <w:t>How to improve: Discuss the implications. If this behavior is reinforced, what will happen in the future? Will the Professor eventually stop feeding them if they get too loud? Discussing the logical consequences of these learning theories gives the conclusion more weight.</w:t>
+        <w:t>*   Reasoning: The position taken is that the cats' behavior can be explained by these three theories. This is a standard, textbook application. To reach a Milestone score, the text would need to acknowledge different sides (e.g., "While classical conditioning explains the drooling, it fails to explain the intentional rubbing behavior..."). The current position is simplistic.</w:t>
+        <w:br/>
+        <w:t>5. Conclusions and Related Outcomes</w:t>
+        <w:br/>
+        <w:t>Score: Benchmark (1)</w:t>
+        <w:br/>
+        <w:t>*   Rubric Definition: Conclusion is inconsistently tied to some of the information discussed; related outcomes are oversimplified.</w:t>
+        <w:br/>
+        <w:t>*   Reasoning: There is no distinct conclusion to the piece; it simply ends after the sentence on social learning. The outcomes (the cats learned the behavior) are oversimplified and do not discuss implications (e.g., what happens if the professor stops feeding them after the can opens? Extinction?).</w:t>
         <w:br/>
         <w:br/>
+        <w:t>Summary Feedback</w:t>
         <w:br/>
-        <w:t>Summary Feedback for Revision</w:t>
+        <w:t>To move this from Benchmark to Milestone or Capstone levels, the writing needs to expand significantly beyond simple definitions. You need to:</w:t>
         <w:br/>
-        <w:t>To score a 3 or 4 on this rubric, you must move beyond defining concepts and start analyzing them.</w:t>
+        <w:t>1.  Integrate the Citations: Don't just list them; use them to argue a point (e.g., "As Skinner (1938) notes regarding reinforcement schedules...").</w:t>
         <w:br/>
+        <w:t>2.  Analyze/Question: Do not present the theories as automatic facts. Discuss the complexities. Is it difficult to distinguish between social learning and simple mimicking in cats?</w:t>
         <w:br/>
-        <w:t>Length: You cannot demonstrate "comprehensive exploration" in three sentences. This needs to be a full essay to meet the criteria.</w:t>
-        <w:br/>
-        <w:t>Integrate Sources: Don't just list books at the end. Quote them and discuss their arguments within your paragraphs.</w:t>
-        <w:br/>
-        <w:t>Question Validity: Don't just say "This is operant conditioning." Ask, "Is this effectively operant conditioning, or is it merely habituation?" Critical thinking requires questioning the facts, not just memorizing them.</w:t>
-        <w:br/>
+        <w:t>3.  Synthesize: Explain how these three theories work together or contradict one another in this specific scenario.</w:t>
       </w:r>
     </w:p>
     <w:sectPr>
